--- a/docs/lista_louvores/Textos_Louvores/ÁUREO ESPLENDOR.docx
+++ b/docs/lista_louvores/Textos_Louvores/ÁUREO ESPLENDOR.docx
@@ -4,27 +4,17 @@
   <w:body>
     <w:p>
       <w:pPr>
-        <w:pStyle w:val="SemEspaamento"/>
-        <w:rPr>
-          <w:rFonts w:ascii="Times New Roman" w:hAnsi="Times New Roman" w:cs="Times New Roman"/>
-        </w:rPr>
+        <w:pStyle w:val="Ttulo1"/>
       </w:pPr>
       <w:r>
-        <w:rPr>
-          <w:rFonts w:ascii="Times New Roman" w:hAnsi="Times New Roman" w:cs="Times New Roman"/>
-        </w:rPr>
         <w:t>ÁUREO ESPLENDOR</w:t>
       </w:r>
       <w:r>
-        <w:rPr>
-          <w:rFonts w:ascii="Times New Roman" w:hAnsi="Times New Roman" w:cs="Times New Roman"/>
-        </w:rPr>
         <w:t xml:space="preserve"> </w:t>
       </w:r>
     </w:p>
     <w:p>
       <w:pPr>
-        <w:spacing w:after="0"/>
         <w:rPr>
           <w:rFonts w:ascii="Times New Roman" w:hAnsi="Times New Roman"/>
         </w:rPr>
@@ -111,7 +101,6 @@
     </w:p>
     <w:p>
       <w:pPr>
-        <w:spacing w:after="0"/>
         <w:rPr>
           <w:rFonts w:ascii="Times New Roman" w:hAnsi="Times New Roman"/>
         </w:rPr>
@@ -161,7 +150,6 @@
     </w:p>
     <w:p>
       <w:pPr>
-        <w:spacing w:before="120"/>
         <w:rPr>
           <w:rFonts w:ascii="Times New Roman" w:hAnsi="Times New Roman"/>
         </w:rPr>
@@ -352,9 +340,9 @@
     </w:p>
     <w:p>
       <w:pPr>
-        <w:spacing w:after="0"/>
-        <w:rPr>
-          <w:rFonts w:ascii="Times New Roman" w:hAnsi="Times New Roman"/>
+        <w:rPr>
+          <w:rFonts w:ascii="Times New Roman" w:hAnsi="Times New Roman"/>
+          <w:b/>
         </w:rPr>
       </w:pPr>
       <w:r>
@@ -408,28 +396,34 @@
       <w:r>
         <w:rPr>
           <w:rFonts w:ascii="Times New Roman" w:hAnsi="Times New Roman"/>
-          <w:bCs/>
-        </w:rPr>
-        <w:t>(2</w:t>
-      </w:r>
-      <w:r>
-        <w:rPr>
-          <w:rFonts w:ascii="Times New Roman" w:hAnsi="Times New Roman"/>
-          <w:bCs/>
+          <w:b/>
+        </w:rPr>
+        <w:t>[</w:t>
+      </w:r>
+      <w:r>
+        <w:rPr>
+          <w:rFonts w:ascii="Times New Roman" w:hAnsi="Times New Roman"/>
+          <w:b/>
+        </w:rPr>
+        <w:t>2</w:t>
+      </w:r>
+      <w:r>
+        <w:rPr>
+          <w:rFonts w:ascii="Times New Roman" w:hAnsi="Times New Roman"/>
+          <w:b/>
         </w:rPr>
         <w:t>X</w:t>
       </w:r>
       <w:r>
         <w:rPr>
           <w:rFonts w:ascii="Times New Roman" w:hAnsi="Times New Roman"/>
-          <w:bCs/>
-        </w:rPr>
-        <w:t>)</w:t>
+          <w:b/>
+        </w:rPr>
+        <w:t>]</w:t>
       </w:r>
     </w:p>
     <w:p>
       <w:pPr>
-        <w:spacing w:after="0"/>
         <w:rPr>
           <w:rFonts w:ascii="Times New Roman" w:hAnsi="Times New Roman"/>
         </w:rPr>
@@ -451,29 +445,43 @@
       <w:r>
         <w:rPr>
           <w:rFonts w:ascii="Times New Roman" w:hAnsi="Times New Roman"/>
-        </w:rPr>
-        <w:t>(2</w:t>
-      </w:r>
-      <w:r>
-        <w:rPr>
-          <w:rFonts w:ascii="Times New Roman" w:hAnsi="Times New Roman"/>
+          <w:b/>
+          <w:bCs/>
+        </w:rPr>
+        <w:t>[</w:t>
+      </w:r>
+      <w:r>
+        <w:rPr>
+          <w:rFonts w:ascii="Times New Roman" w:hAnsi="Times New Roman"/>
+          <w:b/>
+          <w:bCs/>
+        </w:rPr>
+        <w:t>2</w:t>
+      </w:r>
+      <w:r>
+        <w:rPr>
+          <w:rFonts w:ascii="Times New Roman" w:hAnsi="Times New Roman"/>
+          <w:b/>
+          <w:bCs/>
         </w:rPr>
         <w:t>X</w:t>
       </w:r>
       <w:r>
         <w:rPr>
           <w:rFonts w:ascii="Times New Roman" w:hAnsi="Times New Roman"/>
-        </w:rPr>
-        <w:t>)</w:t>
+          <w:b/>
+          <w:bCs/>
+        </w:rPr>
+        <w:t>]</w:t>
       </w:r>
     </w:p>
     <w:p>
       <w:pPr>
-        <w:spacing w:before="120" w:after="0"/>
         <w:rPr>
           <w:rFonts w:ascii="Times New Roman" w:hAnsi="Times New Roman"/>
         </w:rPr>
       </w:pPr>
+      <w:proofErr w:type="gramStart"/>
       <w:r>
         <w:rPr>
           <w:rFonts w:ascii="Times New Roman" w:hAnsi="Times New Roman"/>
@@ -484,7 +492,14 @@
         <w:rPr>
           <w:rFonts w:ascii="Times New Roman" w:hAnsi="Times New Roman"/>
         </w:rPr>
-        <w:t xml:space="preserve">, </w:t>
+        <w:t>,</w:t>
+      </w:r>
+      <w:proofErr w:type="gramEnd"/>
+      <w:r>
+        <w:rPr>
+          <w:rFonts w:ascii="Times New Roman" w:hAnsi="Times New Roman"/>
+        </w:rPr>
+        <w:t xml:space="preserve"> </w:t>
       </w:r>
       <w:r>
         <w:rPr>
@@ -492,14 +507,12 @@
         </w:rPr>
         <w:t>Maranata, ora, vem, Senhor Jesus</w:t>
       </w:r>
-    </w:p>
-    <w:p>
-      <w:pPr>
-        <w:spacing w:after="0"/>
-        <w:rPr>
-          <w:rFonts w:ascii="Times New Roman" w:hAnsi="Times New Roman"/>
-        </w:rPr>
-      </w:pPr>
+      <w:r>
+        <w:rPr>
+          <w:rFonts w:ascii="Times New Roman" w:hAnsi="Times New Roman"/>
+        </w:rPr>
+        <w:br/>
+      </w:r>
       <w:r>
         <w:rPr>
           <w:rFonts w:ascii="Times New Roman" w:hAnsi="Times New Roman"/>
